--- a/ind/docx/26.content.docx
+++ b/ind/docx/26.content.docx
@@ -11,6 +11,15 @@
         <w:pStyle w:val="Heading2"/>
       </w:pPr>
       <w:r>
+        <w:t>Resource: Catatan Studi (Tyndale)</w:t>
+      </w:r>
+      <w:r/>
+    </w:p>
+    <w:p>
+      <w:pPr>
+        <w:pStyle w:val="Heading2"/>
+      </w:pPr>
+      <w:r>
         <w:t>License Information</w:t>
       </w:r>
       <w:r/>
@@ -21,7 +30,7 @@
         <w:rPr>
           <w:b/>
         </w:rPr>
-        <w:t>Study Notes (Tyndale)</w:t>
+        <w:t>Catatan Studi (Tyndale)</w:t>
       </w:r>
       <w:r>
         <w:t xml:space="preserve"> (Indonesian) is based on</w:t>
@@ -74,7 +83,7 @@
         <w:pStyle w:val="Heading1"/>
       </w:pPr>
       <w:r>
-        <w:t>Study Notes (Tyndale)</w:t>
+        <w:t>Catatan Studi (Tyndale)</w:t>
       </w:r>
     </w:p>
     <w:p>
@@ -83,6 +92,51 @@
           <w:headerReference w:type="even" r:id="rId8"/>
           <w:headerReference w:type="default" r:id="rId9"/>
           <w:footerReference w:type="default" r:id="rId10"/>
+          <w:footnotePr>
+            <w:numRestart w:val="eachSect"/>
+          </w:footnotePr>
+          <w:type w:val="continuous"/>
+          <w:pgSz w:w="12240" w:h="15840" w:code="1"/>
+          <w:pgMar w:top="1440" w:right="1440" w:bottom="1440" w:left="1440" w:header="504" w:footer="504" w:gutter="0"/>
+          <w:cols w:space="708"/>
+          <w:titlePg/>
+          <w:docGrid w:linePitch="360"/>
+        </w:sectPr>
+      </w:pPr>
+    </w:p>
+    <w:p>
+      <w:r/>
+    </w:p>
+    <w:p>
+      <w:pPr>
+        <w:pStyle w:val="Heading2"/>
+      </w:pPr>
+      <w:r>
+        <w:t>EZK</w:t>
+      </w:r>
+      <w:r/>
+    </w:p>
+    <w:p>
+      <w:r/>
+      <w:r>
+        <w:rPr>
+          <w:i/>
+        </w:rPr>
+        <w:t>Yehezkiel 1:1, Yehezkiel 1:1–3, Yehezkiel 1:1–3.27, Yehezkiel 1:2, Yehezkiel 1:3, Yehezkiel 1:4, Yehezkiel 1:4–28, Yehezkiel 1:5–9, Yehezkiel 1:10, Yehezkiel 1:11–14, Yehezkiel 1:15, Yehezkiel 1:16–17, Yehezkiel 1:18, Yehezkiel 1:19–21, Yehezkiel 1:22–25, Yehezkiel 1:26–27, Yehezkiel 1:28, Yehezkiel 2:1–2, Yehezkiel 2:1–10, Yehezkiel 2:3, Yehezkiel 2:4–5, Yehezkiel 2:6, Yehezkiel 2:7, Yehezkiel 2:8, Yehezkiel 2:9–3.1, Yehezkiel 3:2–3, Yehezkiel 3:4–7, Yehezkiel 3:8–9, Yehezkiel 3:10, Yehezkiel 3:11, Yehezkiel 3:12, Yehezkiel 3:14–15, Yehezkiel 3:15, Yehezkiel 3:16–19, Yehezkiel 3:20–21, Yehezkiel 3:22–23, Yehezkiel 3:24–25, Yehezkiel 3:26–27, Yehezkiel 4:1–2, Yehezkiel 4:1–7.27, Yehezkiel 4:1–24.27, Yehezkiel 4:3, Yehezkiel 4:4–5, Yehezkiel 4:4–8, Yehezkiel 4:6, Yehezkiel 4:7, Yehezkiel 4:9–17, Yehezkiel 4:12–13, Yehezkiel 4:14–15, Yehezkiel 5:1–4, Yehezkiel 5:2, Yehezkiel 5:3–4, Yehezkiel 5:5–6, Yehezkiel 5:7–13, Yehezkiel 5:10, Yehezkiel 6:1–3, Yehezkiel 6:1–14, Yehezkiel 6:4–7, Yehezkiel 6:8–10, Yehezkiel 6:11, Yehezkiel 6:12, Yehezkiel 6:13–14, Yehezkiel 7:1–2, Yehezkiel 7:1–27, Yehezkiel 7:3–4, Yehezkiel 7:5–9, Yehezkiel 7:10, Yehezkiel 7:11, Yehezkiel 7:12–13, Yehezkiel 7:12–27, Yehezkiel 7:14, Yehezkiel 7:19, Yehezkiel 7:20–22, Yehezkiel 7:23–27, Yehezkiel 8:1, Yehezkiel 8:1–18, Yehezkiel 8:1–11.25, Yehezkiel 8:2–3, Yehezkiel 8:3–6, Yehezkiel 8:3–16, Yehezkiel 8:7–8, Yehezkiel 8:10, Yehezkiel 8:11, Yehezkiel 8:12–13, Yehezkiel 8:14–15, Yehezkiel 8:16, Yehezkiel 8:17–18, Yehezkiel 9:1–2, Yehezkiel 9:3, Yehezkiel 9:4–6, Yehezkiel 9:7, Yehezkiel 9:8, Yehezkiel 9:9–10, Yehezkiel 9:11, Yehezkiel 10:1–2, Yehezkiel 10:1–22, Yehezkiel 10:3–22, Yehezkiel 10:12, Yehezkiel 10:19–22, Yehezkiel 11:1–11, Yehezkiel 11:8–10, Yehezkiel 11:13, Yehezkiel 11:15–16, Yehezkiel 11:17, Yehezkiel 11:19, Yehezkiel 11:20, Yehezkiel 11:21, Yehezkiel 11:22–23, Yehezkiel 12:1–2, Yehezkiel 12:1–24.27, Yehezkiel 12:5–7, Yehezkiel 12:12–13, Yehezkiel 12:16, Yehezkiel 12:17–20, Yehezkiel 12:21–14.11, Yehezkiel 12:22, Yehezkiel 12:23–25, Yehezkiel 12:26–28, Yehezkiel 13:1–3, Yehezkiel 13:4–5, Yehezkiel 13:6–7, Yehezkiel 13:8–9, Yehezkiel 13:10–16, Yehezkiel 13:17–19, Yehezkiel 13:20–23, Yehezkiel 14:1–3, Yehezkiel 14:4–5, Yehezkiel 14:6–7, Yehezkiel 14:8, Yehezkiel 14:9–10, Yehezkiel 14:11, Yehezkiel 14:12–20, Yehezkiel 14:14, Yehezkiel 14:21, Yehezkiel 14:22–23, Yehezkiel 15:1–5, Yehezkiel 15:1–24.14, Yehezkiel 15:6, Yehezkiel 15:7, Yehezkiel 15:8, Yehezkiel 16:1–3, Yehezkiel 16:1–63, Yehezkiel 16:4–5, Yehezkiel 16:6–7, Yehezkiel 16:8, Yehezkiel 16:9–10, Yehezkiel 16:11–14, Yehezkiel 16:15–19, Yehezkiel 16:20–22, Yehezkiel 16:23–25, Yehezkiel 16:26–29, Yehezkiel 16:35–38, Yehezkiel 16:39–43, Yehezkiel 16:44–45, Yehezkiel 16:46–50, Yehezkiel 16:51–52, Yehezkiel 16:53–54, Yehezkiel 16:59–63, Yehezkiel 17:1–24, Yehezkiel 17:3–6, Yehezkiel 17:7–9, Yehezkiel 17:10, Yehezkiel 17:11–18, Yehezkiel 17:19–21, Yehezkiel 17:22–24, Yehezkiel 18:1–2, Yehezkiel 18:3–4, Yehezkiel 18:5–9, Yehezkiel 18:6, Yehezkiel 18:7, Yehezkiel 18:8, Yehezkiel 18:10–13, Yehezkiel 18:14–18, Yehezkiel 18:21–24, Yehezkiel 18:23–24, Yehezkiel 18:25–29, Yehezkiel 18:30–32, Yehezkiel 19:1–14, Yehezkiel 19:2–4, Yehezkiel 19:5–7, Yehezkiel 19:8–9, Yehezkiel 19:10, Yehezkiel 19:11–12, Yehezkiel 19:13–14, Yehezkiel 20:1–3, Yehezkiel 20:4–26, Yehezkiel 20:8–21, Yehezkiel 20:23, Yehezkiel 20:25–26, Yehezkiel 20:26, Yehezkiel 20:27–31, Yehezkiel 20:32–38, Yehezkiel 20:39–44, Yehezkiel 20:45–49, Yehezkiel 20:46, Yehezkiel 20:47, Yehezkiel 21:1–32, Yehezkiel 21:3–5, Yehezkiel 21:6–7, Yehezkiel 21:8–11, Yehezkiel 21:12, Yehezkiel 21:14–17, Yehezkiel 21:18–20, Yehezkiel 21:21, Yehezkiel 21:23–24, Yehezkiel 21:25–27, Yehezkiel 21:28–29, Yehezkiel 21:30–32, Yehezkiel 22:1–5, Yehezkiel 22:1–31, Yehezkiel 22:6–12, Yehezkiel 22:7, Yehezkiel 22:10, Yehezkiel 22:13–16, Yehezkiel 22:16, Yehezkiel 22:17–22, Yehezkiel 22:23–24, Yehezkiel 22:25–29, Yehezkiel 22:30–31, Yehezkiel 23:1–49, Yehezkiel 23:2, Yehezkiel 23:3, Yehezkiel 23:4, Yehezkiel 23:5–8, Yehezkiel 23:9–10, Yehezkiel 23:11–18, Yehezkiel 23:19–20, Yehezkiel 23:22–24, Yehezkiel 23:25–29, Yehezkiel 23:31–34, Yehezkiel 23:36–43, Yehezkiel 23:44–49, Yehezkiel 24:1–14, Yehezkiel 24:2, Yehezkiel 24:3, Yehezkiel 24:6–8, Yehezkiel 24:9–12, Yehezkiel 24:13–14, Yehezkiel 24:15–17, Yehezkiel 24:20–24, Yehezkiel 24:25–27, Yehezkiel 25:1–32.32, Yehezkiel 25:3–7, Yehezkiel 25:8–11, Yehezkiel 25:12–14, Yehezkiel 25:15–17, Yehezkiel 26:1, Yehezkiel 26:1–28.19, Yehezkiel 26:2, Yehezkiel 26:3–6, Yehezkiel 26:7–11, Yehezkiel 26:12–14, Yehezkiel 26:15–16, Yehezkiel 26:17–18, Yehezkiel 26:19–21, Yehezkiel 27:1–36, Yehezkiel 27:4–7, Yehezkiel 27:7, Yehezkiel 27:8–9, Yehezkiel 27:8–11, Yehezkiel 27:10, Yehezkiel 27:11, Yehezkiel 27:12, Yehezkiel 27:12–25, Yehezkiel 27:13–14, Yehezkiel 27:15, Yehezkiel 27:17, Yehezkiel 27:18, Yehezkiel 27:19, Yehezkiel 27:20–21, Yehezkiel 27:22, Yehezkiel 27:23, Yehezkiel 27:26, Yehezkiel 27:36, Yehezkiel 28:1–19, Yehezkiel 28:3–5, Yehezkiel 28:6–7, Yehezkiel 28:8, Yehezkiel 28:10, Yehezkiel 28:12–19, Yehezkiel 28:13–14, Yehezkiel 28:15–18, Yehezkiel 28:18–19, Yehezkiel 28:20–24, Yehezkiel 28:22–23, Yehezkiel 28:25–26, Yehezkiel 29:1, Yehezkiel 29:1–32.32, Yehezkiel 29:3–16, Yehezkiel 29:4–5, Yehezkiel 29:6–7, Yehezkiel 29:8–13, Yehezkiel 29:14–16, Yehezkiel 29:17–21, Yehezkiel 29:18–20, Yehezkiel 29:21, Yehezkiel 30:1–19, Yehezkiel 30:6–7, Yehezkiel 30:12, Yehezkiel 30:13–14, Yehezkiel 30:14, Yehezkiel 30:15, Yehezkiel 30:17, Yehezkiel 30:18, Yehezkiel 30:19, Yehezkiel 30:20–26a, Yehezkiel 30:20–26b, Yehezkiel 30:21–23, Yehezkiel 30:24–26, Yehezkiel 31:1–18, Yehezkiel 31:2–4, Yehezkiel 31:6, Yehezkiel 31:10–11, Yehezkiel 31:12–14, Yehezkiel 31:15, Yehezkiel 31:16–17, Yehezkiel 31:18, Yehezkiel 32:1, Yehezkiel 32:2–3, Yehezkiel 32:4–6, Yehezkiel 32:7–8, Yehezkiel 32:9–10, Yehezkiel 32:11–12, Yehezkiel 32:14, Yehezkiel 32:15–16, Yehezkiel 32:17–32, Yehezkiel 32:18–20, Yehezkiel 32:21–30, Yehezkiel 32:31–32, Yehezkiel 33:1–48.35, Yehezkiel 33:2–4, Yehezkiel 33:5–9, Yehezkiel 33:10–11, Yehezkiel 33:12–16, Yehezkiel 33:17–20, Yehezkiel 33:21, Yehezkiel 33:22, Yehezkiel 33:23–26, Yehezkiel 33:23–33, Yehezkiel 33:27–29, Yehezkiel 33:30–33, Yehezkiel 34:1–24, Yehezkiel 34:1–37.28, Yehezkiel 34:2–6, Yehezkiel 34:7–11, Yehezkiel 34:12–16, Yehezkiel 34:17–19, Yehezkiel 34:20–22, Yehezkiel 34:23–24, Yehezkiel 34:25–26, Yehezkiel 34:27–31, Yehezkiel 35:1–15, Yehezkiel 35:5–10, Yehezkiel 35:13–15, Yehezkiel 36:1–15, Yehezkiel 36:2, Yehezkiel 36:6–7, Yehezkiel 36:8–11, Yehezkiel 36:12–13, Yehezkiel 36:16–38, Yehezkiel 36:17, Yehezkiel 36:18, Yehezkiel 36:20, Yehezkiel 36:21–24, Yehezkiel 36:25, Yehezkiel 36:26, Yehezkiel 36:27–28, Yehezkiel 36:29–32, Yehezkiel 36:35–38, Yehezkiel 37:1–14, Yehezkiel 37:2, Yehezkiel 37:3, Yehezkiel 37:4–6, Yehezkiel 37:7–8, Yehezkiel 37:9–10, Yehezkiel 37:11–14, Yehezkiel 37:14, Yehezkiel 37:15–28, Yehezkiel 37:19, Yehezkiel 37:20–25, Yehezkiel 37:25–28, Yehezkiel 38:1–6, Yehezkiel 38:1–39:29, Yehezkiel 38:4, Yehezkiel 38:8, Yehezkiel 38:9, Yehezkiel 38:10, Yehezkiel 38:13, Yehezkiel 38:14–16, Yehezkiel 38:17, Yehezkiel 38:18–20, Yehezkiel 38:21–23, Yehezkiel 39:2, Yehezkiel 39:3–4, Yehezkiel 39:5–6, Yehezkiel 39:7–8, Yehezkiel 39:9–10, Yehezkiel 39:11, Yehezkiel 39:12–16, Yehezkiel 39:17, Yehezkiel 39:18–20, Yehezkiel 39:21–24, Yehezkiel 39:25–29, Yehezkiel 40:1–46:24, Yehezkiel 40:1–48.35, Yehezkiel 40:2, Yehezkiel 40:3, Yehezkiel 40:5, Yehezkiel 40:5–16, Yehezkiel 40:7, Yehezkiel 40:16, Yehezkiel 40:17–19, Yehezkiel 40:20–27, Yehezkiel 40:22, Yehezkiel 40:28–34, Yehezkiel 40:35–37, Yehezkiel 40:38–43, Yehezkiel 40:43, Yehezkiel 40:46, Yehezkiel 40:47, Yehezkiel 40:48–41:3, Yehezkiel 40:49, Yehezkiel 41:1–2, Yehezkiel 41:3–4, Yehezkiel 41:5–26, Yehezkiel 41:15–20, Yehezkiel 41:22, Yehezkiel 42:1, Ezekiel 42:3–12, Yehezkiel 42:13–14, Yehezkiel 42:16–20, Yehezkiel 43:1–4, Yehezkiel 43:5–7, Yehezkiel 43:7–9, Yehezkiel 43:10–11, Yehezkiel 43:12, Yehezkiel 43:13–16, Yehezkiel 43:17, Yehezkiel 43:18–21, Yehezkiel 43:25, Yehezkiel 43:26–27, Yehezkiel 44:1–31, Yehezkiel 44:2, Yehezkiel 44:3, Yehezkiel 44:6–8, Yehezkiel 44:9, Yehezkiel 44:10, Yehezkiel 44:12–14, Yehezkiel 44:15–16, Yehezkiel 44:17–19, Ezekiel 44:20–27, Yehezkiel 44:28–30, Yehezkiel 44:31, Yehezkiel 45:1–8, Yehezkiel 45:3–4, Yehezkiel 45:5–6, Yehezkiel 45:7, Yehezkiel 45:8–9, Yehezkiel 45:10–12, Yehezkiel 45:13–17, Yehezkiel 45:21–25, Yehezkiel 46:1, Yehezkiel 46:1–15, Yehezkiel 46:2, Yehezkiel 46:3, Yehezkiel 46:9–10, Yehezkiel 46:12, Yehezkiel 46:16–18, Yehezkiel 46:19–24, Yehezkiel 47:1, Yehezkiel 47:1–12, Yehezkiel 47:3–5, Yehezkiel 47:6–9, Yehezkiel 47:10, Yehezkiel 47:11, Yehezkiel 47:12, Yehezkiel 47:13–48.35, Yehezkiel 47:15–20, Yehezkiel 47:21–23, Yehezkiel 48:1–8, Yehezkiel 48:9–14, Ezekiel 48:15–20, Yehezkiel 48:21–29, Yehezkiel 48:30–31, Yehezkiel 48:32–34, Yehezkiel 48:35</w:t>
+      </w:r>
+      <w:r/>
+    </w:p>
+    <w:p>
+      <w:r/>
+      <w:r>
+        <w:t xml:space="preserve"> </w:t>
+      </w:r>
+      <w:r/>
+      <w:r/>
+    </w:p>
+    <w:p>
+      <w:pPr>
+        <w:sectPr>
           <w:footnotePr>
             <w:numRestart w:val="eachSect"/>
           </w:footnotePr>

--- a/ind/docx/26.content.docx
+++ b/ind/docx/26.content.docx
@@ -163,13 +163,6 @@
         <w:rPr>
           <w:lang w:val="id_ID" w:bidi="id_ID"/>
         </w:rPr>
-      </w:r>
-      <w:r>
-        <w:rPr>
-          <w:i/>
-          <w:lang w:val="id_ID" w:bidi="id_ID"/>
-        </w:rPr>
-        <w:t>Yehezkiel 1:1, Yehezkiel 1:1–3, Yehezkiel 1:1–3.27, Yehezkiel 1:2, Yehezkiel 1:3, Yehezkiel 1:4, Yehezkiel 1:4–28, Yehezkiel 1:5–9, Yehezkiel 1:10, Yehezkiel 1:11–14, Yehezkiel 1:15, Yehezkiel 1:16–17, Yehezkiel 1:18, Yehezkiel 1:19–21, Yehezkiel 1:22–25, Yehezkiel 1:26–27, Yehezkiel 1:28, Yehezkiel 2:1–2, Yehezkiel 2:1–10, Yehezkiel 2:3, Yehezkiel 2:4–5, Yehezkiel 2:6, Yehezkiel 2:7, Yehezkiel 2:8, Yehezkiel 2:9–3.1, Yehezkiel 3:2–3, Yehezkiel 3:4–7, Yehezkiel 3:8–9, Yehezkiel 3:10, Yehezkiel 3:11, Yehezkiel 3:12, Yehezkiel 3:14–15, Yehezkiel 3:15, Yehezkiel 3:16–19, Yehezkiel 3:20–21, Yehezkiel 3:22–23, Yehezkiel 3:24–25, Yehezkiel 3:26–27, Yehezkiel 4:1–2, Yehezkiel 4:1–7.27, Yehezkiel 4:1–24.27, Yehezkiel 4:3, Yehezkiel 4:4–5, Yehezkiel 4:4–8, Yehezkiel 4:6, Yehezkiel 4:7, Yehezkiel 4:9–17, Yehezkiel 4:12–13, Yehezkiel 4:14–15, Yehezkiel 5:1–4, Yehezkiel 5:2, Yehezkiel 5:3–4, Yehezkiel 5:5–6, Yehezkiel 5:7–13, Yehezkiel 5:10, Yehezkiel 6:1–3, Yehezkiel 6:1–14, Yehezkiel 6:4–7, Yehezkiel 6:8–10, Yehezkiel 6:11, Yehezkiel 6:12, Yehezkiel 6:13–14, Yehezkiel 7:1–2, Yehezkiel 7:1–27, Yehezkiel 7:3–4, Yehezkiel 7:5–9, Yehezkiel 7:10, Yehezkiel 7:11, Yehezkiel 7:12–13, Yehezkiel 7:12–27, Yehezkiel 7:14, Yehezkiel 7:19, Yehezkiel 7:20–22, Yehezkiel 7:23–27, Yehezkiel 8:1, Yehezkiel 8:1–18, Yehezkiel 8:1–11.25, Yehezkiel 8:2–3, Yehezkiel 8:3–6, Yehezkiel 8:3–16, Yehezkiel 8:7–8, Yehezkiel 8:10, Yehezkiel 8:11, Yehezkiel 8:12–13, Yehezkiel 8:14–15, Yehezkiel 8:16, Yehezkiel 8:17–18, Yehezkiel 9:1–2, Yehezkiel 9:3, Yehezkiel 9:4–6, Yehezkiel 9:7, Yehezkiel 9:8, Yehezkiel 9:9–10, Yehezkiel 9:11, Yehezkiel 10:1–2, Yehezkiel 10:1–22, Yehezkiel 10:3–22, Yehezkiel 10:12, Yehezkiel 10:19–22, Yehezkiel 11:1–11, Yehezkiel 11:8–10, Yehezkiel 11:13, Yehezkiel 11:15–16, Yehezkiel 11:17, Yehezkiel 11:19, Yehezkiel 11:20, Yehezkiel 11:21, Yehezkiel 11:22–23, Yehezkiel 12:1–2, Yehezkiel 12:1–24.27, Yehezkiel 12:5–7, Yehezkiel 12:12–13, Yehezkiel 12:16, Yehezkiel 12:17–20, Yehezkiel 12:21–14.11, Yehezkiel 12:22, Yehezkiel 12:23–25, Yehezkiel 12:26–28, Yehezkiel 13:1–3, Yehezkiel 13:4–5, Yehezkiel 13:6–7, Yehezkiel 13:8–9, Yehezkiel 13:10–16, Yehezkiel 13:17–19, Yehezkiel 13:20–23, Yehezkiel 14:1–3, Yehezkiel 14:4–5, Yehezkiel 14:6–7, Yehezkiel 14:8, Yehezkiel 14:9–10, Yehezkiel 14:11, Yehezkiel 14:12–20, Yehezkiel 14:14, Yehezkiel 14:21, Yehezkiel 14:22–23, Yehezkiel 15:1–5, Yehezkiel 15:1–24.14, Yehezkiel 15:6, Yehezkiel 15:7, Yehezkiel 15:8, Yehezkiel 16:1–3, Yehezkiel 16:1–63, Yehezkiel 16:4–5, Yehezkiel 16:6–7, Yehezkiel 16:8, Yehezkiel 16:9–10, Yehezkiel 16:11–14, Yehezkiel 16:15–19, Yehezkiel 16:20–22, Yehezkiel 16:23–25, Yehezkiel 16:26–29, Yehezkiel 16:35–38, Yehezkiel 16:39–43, Yehezkiel 16:44–45, Yehezkiel 16:46–50, Yehezkiel 16:51–52, Yehezkiel 16:53–54, Yehezkiel 16:59–63, Yehezkiel 17:1–24, Yehezkiel 17:3–6, Yehezkiel 17:7–9, Yehezkiel 17:10, Yehezkiel 17:11–18, Yehezkiel 17:19–21, Yehezkiel 17:22–24, Yehezkiel 18:1–2, Yehezkiel 18:3–4, Yehezkiel 18:5–9, Yehezkiel 18:6, Yehezkiel 18:7, Yehezkiel 18:8, Yehezkiel 18:10–13, Yehezkiel 18:14–18, Yehezkiel 18:21–24, Yehezkiel 18:23–24, Yehezkiel 18:25–29, Yehezkiel 18:30–32, Yehezkiel 19:1–14, Yehezkiel 19:2–4, Yehezkiel 19:5–7, Yehezkiel 19:8–9, Yehezkiel 19:10, Yehezkiel 19:11–12, Yehezkiel 19:13–14, Yehezkiel 20:1–3, Yehezkiel 20:4–26, Yehezkiel 20:8–21, Yehezkiel 20:23, Yehezkiel 20:25–26, Yehezkiel 20:26, Yehezkiel 20:27–31, Yehezkiel 20:32–38, Yehezkiel 20:39–44, Yehezkiel 20:45–49, Yehezkiel 20:46, Yehezkiel 20:47, Yehezkiel 21:1–32, Yehezkiel 21:3–5, Yehezkiel 21:6–7, Yehezkiel 21:8–11, Yehezkiel 21:12, Yehezkiel 21:14–17, Yehezkiel 21:18–20, Yehezkiel 21:21, Yehezkiel 21:23–24, Yehezkiel 21:25–27, Yehezkiel 21:28–29, Yehezkiel 21:30–32, Yehezkiel 22:1–5, Yehezkiel 22:1–31, Yehezkiel 22:6–12, Yehezkiel 22:7, Yehezkiel 22:10, Yehezkiel 22:13–16, Yehezkiel 22:16, Yehezkiel 22:17–22, Yehezkiel 22:23–24, Yehezkiel 22:25–29, Yehezkiel 22:30–31, Yehezkiel 23:1–49, Yehezkiel 23:2, Yehezkiel 23:3, Yehezkiel 23:4, Yehezkiel 23:5–8, Yehezkiel 23:9–10, Yehezkiel 23:11–18, Yehezkiel 23:19–20, Yehezkiel 23:22–24, Yehezkiel 23:25–29, Yehezkiel 23:31–34, Yehezkiel 23:36–43, Yehezkiel 23:44–49, Yehezkiel 24:1–14, Yehezkiel 24:2, Yehezkiel 24:3, Yehezkiel 24:6–8, Yehezkiel 24:9–12, Yehezkiel 24:13–14, Yehezkiel 24:15–17, Yehezkiel 24:20–24, Yehezkiel 24:25–27, Yehezkiel 25:1–32.32, Yehezkiel 25:3–7, Yehezkiel 25:8–11, Yehezkiel 25:12–14, Yehezkiel 25:15–17, Yehezkiel 26:1, Yehezkiel 26:1–28.19, Yehezkiel 26:2, Yehezkiel 26:3–6, Yehezkiel 26:7–11, Yehezkiel 26:12–14, Yehezkiel 26:15–16, Yehezkiel 26:17–18, Yehezkiel 26:19–21, Yehezkiel 27:1–36, Yehezkiel 27:4–7, Yehezkiel 27:7, Yehezkiel 27:8–9, Yehezkiel 27:8–11, Yehezkiel 27:10, Yehezkiel 27:11, Yehezkiel 27:12, Yehezkiel 27:12–25, Yehezkiel 27:13–14, Yehezkiel 27:15, Yehezkiel 27:17, Yehezkiel 27:18, Yehezkiel 27:19, Yehezkiel 27:20–21, Yehezkiel 27:22, Yehezkiel 27:23, Yehezkiel 27:26, Yehezkiel 27:36, Yehezkiel 28:1–19, Yehezkiel 28:3–5, Yehezkiel 28:6–7, Yehezkiel 28:8, Yehezkiel 28:10, Yehezkiel 28:12–19, Yehezkiel 28:13–14, Yehezkiel 28:15–18, Yehezkiel 28:18–19, Yehezkiel 28:20–24, Yehezkiel 28:22–23, Yehezkiel 28:25–26, Yehezkiel 29:1, Yehezkiel 29:1–32.32, Yehezkiel 29:3–16, Yehezkiel 29:4–5, Yehezkiel 29:6–7, Yehezkiel 29:8–13, Yehezkiel 29:14–16, Yehezkiel 29:17–21, Yehezkiel 29:18–20, Yehezkiel 29:21, Yehezkiel 30:1–19, Yehezkiel 30:6–7, Yehezkiel 30:12, Yehezkiel 30:13–14, Yehezkiel 30:14, Yehezkiel 30:15, Yehezkiel 30:17, Yehezkiel 30:18, Yehezkiel 30:19, Yehezkiel 30:20–26a, Yehezkiel 30:20–26b, Yehezkiel 30:21–23, Yehezkiel 30:24–26, Yehezkiel 31:1–18, Yehezkiel 31:2–4, Yehezkiel 31:6, Yehezkiel 31:10–11, Yehezkiel 31:12–14, Yehezkiel 31:15, Yehezkiel 31:16–17, Yehezkiel 31:18, Yehezkiel 32:1, Yehezkiel 32:2–3, Yehezkiel 32:4–6, Yehezkiel 32:7–8, Yehezkiel 32:9–10, Yehezkiel 32:11–12, Yehezkiel 32:14, Yehezkiel 32:15–16, Yehezkiel 32:17–32, Yehezkiel 32:18–20, Yehezkiel 32:21–30, Yehezkiel 32:31–32, Yehezkiel 33:1–48.35, Yehezkiel 33:2–4, Yehezkiel 33:5–9, Yehezkiel 33:10–11, Yehezkiel 33:12–16, Yehezkiel 33:17–20, Yehezkiel 33:21, Yehezkiel 33:22, Yehezkiel 33:23–26, Yehezkiel 33:23–33, Yehezkiel 33:27–29, Yehezkiel 33:30–33, Yehezkiel 34:1–24, Yehezkiel 34:1–37.28, Yehezkiel 34:2–6, Yehezkiel 34:7–11, Yehezkiel 34:12–16, Yehezkiel 34:17–19, Yehezkiel 34:20–22, Yehezkiel 34:23–24, Yehezkiel 34:25–26, Yehezkiel 34:27–31, Yehezkiel 35:1–15, Yehezkiel 35:5–10, Yehezkiel 35:13–15, Yehezkiel 36:1–15, Yehezkiel 36:2, Yehezkiel 36:6–7, Yehezkiel 36:8–11, Yehezkiel 36:12–13, Yehezkiel 36:16–38, Yehezkiel 36:17, Yehezkiel 36:18, Yehezkiel 36:20, Yehezkiel 36:21–24, Yehezkiel 36:25, Yehezkiel 36:26, Yehezkiel 36:27–28, Yehezkiel 36:29–32, Yehezkiel 36:35–38, Yehezkiel 37:1–14, Yehezkiel 37:2, Yehezkiel 37:3, Yehezkiel 37:4–6, Yehezkiel 37:7–8, Yehezkiel 37:9–10, Yehezkiel 37:11–14, Yehezkiel 37:14, Yehezkiel 37:15–28, Yehezkiel 37:19, Yehezkiel 37:20–25, Yehezkiel 37:25–28, Yehezkiel 38:1–6, Yehezkiel 38:1–39:29, Yehezkiel 38:4, Yehezkiel 38:8, Yehezkiel 38:9, Yehezkiel 38:10, Yehezkiel 38:13, Yehezkiel 38:14–16, Yehezkiel 38:17, Yehezkiel 38:18–20, Yehezkiel 38:21–23, Yehezkiel 39:2, Yehezkiel 39:3–4, Yehezkiel 39:5–6, Yehezkiel 39:7–8, Yehezkiel 39:9–10, Yehezkiel 39:11, Yehezkiel 39:12–16, Yehezkiel 39:17, Yehezkiel 39:18–20, Yehezkiel 39:21–24, Yehezkiel 39:25–29, Yehezkiel 40:1–46:24, Yehezkiel 40:1–48.35, Yehezkiel 40:2, Yehezkiel 40:3, Yehezkiel 40:5, Yehezkiel 40:5–16, Yehezkiel 40:7, Yehezkiel 40:16, Yehezkiel 40:17–19, Yehezkiel 40:20–27, Yehezkiel 40:22, Yehezkiel 40:28–34, Yehezkiel 40:35–37, Yehezkiel 40:38–43, Yehezkiel 40:43, Yehezkiel 40:46, Yehezkiel 40:47, Yehezkiel 40:48–41:3, Yehezkiel 40:49, Yehezkiel 41:1–2, Yehezkiel 41:3–4, Yehezkiel 41:5–26, Yehezkiel 41:15–20, Yehezkiel 41:22, Yehezkiel 42:1, Ezekiel 42:3–12, Yehezkiel 42:13–14, Yehezkiel 42:16–20, Yehezkiel 43:1–4, Yehezkiel 43:5–7, Yehezkiel 43:7–9, Yehezkiel 43:10–11, Yehezkiel 43:12, Yehezkiel 43:13–16, Yehezkiel 43:17, Yehezkiel 43:18–21, Yehezkiel 43:25, Yehezkiel 43:26–27, Yehezkiel 44:1–31, Yehezkiel 44:2, Yehezkiel 44:3, Yehezkiel 44:6–8, Yehezkiel 44:9, Yehezkiel 44:10, Yehezkiel 44:12–14, Yehezkiel 44:15–16, Yehezkiel 44:17–19, Ezekiel 44:20–27, Yehezkiel 44:28–30, Yehezkiel 44:31, Yehezkiel 45:1–8, Yehezkiel 45:3–4, Yehezkiel 45:5–6, Yehezkiel 45:7, Yehezkiel 45:8–9, Yehezkiel 45:10–12, Yehezkiel 45:13–17, Yehezkiel 45:21–25, Yehezkiel 46:1, Yehezkiel 46:1–15, Yehezkiel 46:2, Yehezkiel 46:3, Yehezkiel 46:9–10, Yehezkiel 46:12, Yehezkiel 46:16–18, Yehezkiel 46:19–24, Yehezkiel 47:1, Yehezkiel 47:1–12, Yehezkiel 47:3–5, Yehezkiel 47:6–9, Yehezkiel 47:10, Yehezkiel 47:11, Yehezkiel 47:12, Yehezkiel 47:13–48.35, Yehezkiel 47:15–20, Yehezkiel 47:21–23, Yehezkiel 48:1–8, Yehezkiel 48:9–14, Ezekiel 48:15–20, Yehezkiel 48:21–29, Yehezkiel 48:30–31, Yehezkiel 48:32–34, Yehezkiel 48:35</w:t>
       </w:r>
       <w:r>
         <w:rPr>

--- a/ind/docx/26.content.docx
+++ b/ind/docx/26.content.docx
@@ -150,19 +150,6 @@
           <w:lang w:val="id_ID" w:bidi="id_ID"/>
         </w:rPr>
         <w:t>EZK</w:t>
-      </w:r>
-      <w:r>
-        <w:rPr>
-          <w:lang w:val="id_ID" w:bidi="id_ID"/>
-        </w:rPr>
-      </w:r>
-    </w:p>
-    <w:p>
-      <w:pPr/>
-      <w:r>
-        <w:rPr>
-          <w:lang w:val="id_ID" w:bidi="id_ID"/>
-        </w:rPr>
       </w:r>
       <w:r>
         <w:rPr>

--- a/ind/docx/26.content.docx
+++ b/ind/docx/26.content.docx
@@ -19,7 +19,7 @@
         <w:rPr>
           <w:lang w:val="id_ID" w:bidi="id_ID"/>
         </w:rPr>
-        <w:t>Resource: Catatan Studi (Tyndale)</w:t>
+        <w:t>Resource: Tyndale Open Study Notes</w:t>
       </w:r>
       <w:r>
         <w:rPr>
@@ -112,7 +112,7 @@
         <w:rPr>
           <w:lang w:val="id_ID" w:bidi="id_ID"/>
         </w:rPr>
-        <w:t>Catatan Studi (Tyndale)</w:t>
+        <w:t>Tyndale Open Study Notes</w:t>
       </w:r>
     </w:p>
     <w:p>

--- a/ind/docx/26.content.docx
+++ b/ind/docx/26.content.docx
@@ -19,7 +19,7 @@
         <w:rPr>
           <w:lang w:val="id_ID" w:bidi="id_ID"/>
         </w:rPr>
-        <w:t>Resource: Tyndale Open Study Notes</w:t>
+        <w:t>Resource: Aquifer Open Study Notes</w:t>
       </w:r>
       <w:r>
         <w:rPr>
@@ -112,7 +112,7 @@
         <w:rPr>
           <w:lang w:val="id_ID" w:bidi="id_ID"/>
         </w:rPr>
-        <w:t>Tyndale Open Study Notes</w:t>
+        <w:t>Aquifer Open Study Notes</w:t>
       </w:r>
     </w:p>
     <w:p>
